--- a/docs/report/markdown/build/nexis-reference-compact.docx
+++ b/docs/report/markdown/build/nexis-reference-compact.docx
@@ -314,12 +314,13 @@
       </w:r>
     </w:p>
     <w:sectPr>
-      <w:headerReference w:type="default" r:id="rId9"/>
+      <w:footerReference w:type="first" r:id="rId9"/>
       <w:footerReference w:type="default" r:id="rId10"/>
       <w:footnotePr>
         <w:numRestart w:val="eachSect"/>
       </w:footnotePr>
-      <w:pgMar w:top="1008" w:bottom="1008" w:left="1152" w:right="1152"/>
+      <w:pgMar w:top="1080" w:bottom="1080" w:left="1224" w:right="1224"/>
+      <w:titlePg/>
     </w:sectPr>
   </w:body>
 </w:document>
@@ -334,39 +335,30 @@
   <w:p>
     <w:pPr>
       <w:pStyle w:val="Footer"/>
-      <w:jc w:val="right"/>
+    </w:pPr>
+  </w:p>
+</w:ftr>
+</file>
+
+<file path=word/footer2.xml><?xml version="1.0" encoding="utf-8"?>
+<w:ftr xmlns:m="http://schemas.openxmlformats.org/officeDocument/2006/math" xmlns:mc="http://schemas.openxmlformats.org/markup-compatibility/2006" xmlns:mo="http://schemas.microsoft.com/office/mac/office/2008/main" xmlns:mv="urn:schemas-microsoft-com:mac:vml" xmlns:o="urn:schemas-microsoft-com:office:office" xmlns:r="http://schemas.openxmlformats.org/officeDocument/2006/relationships" xmlns:v="urn:schemas-microsoft-com:vml" xmlns:w10="urn:schemas-microsoft-com:office:word" xmlns:w14="http://schemas.microsoft.com/office/word/2010/wordml" xmlns:w="http://schemas.openxmlformats.org/wordprocessingml/2006/main" xmlns:wne="http://schemas.microsoft.com/office/word/2006/wordml" xmlns:wp14="http://schemas.microsoft.com/office/word/2010/wordprocessingDrawing" xmlns:wp="http://schemas.openxmlformats.org/drawingml/2006/wordprocessingDrawing" xmlns:wpc="http://schemas.microsoft.com/office/word/2010/wordprocessingCanvas" xmlns:wpg="http://schemas.microsoft.com/office/word/2010/wordprocessingGroup" xmlns:wpi="http://schemas.microsoft.com/office/word/2010/wordprocessingInk" xmlns:wps="http://schemas.microsoft.com/office/word/2010/wordprocessingShape" mc:Ignorable="w14 wp14">
+  <w:p>
+    <w:pPr>
+      <w:pStyle w:val="Footer"/>
+      <w:jc w:val="center"/>
     </w:pPr>
     <w:r>
       <w:rPr>
         <w:rFonts w:ascii="Times New Roman" w:hAnsi="Times New Roman"/>
-        <w:sz w:val="18"/>
+        <w:color w:val="1A1A1A"/>
+        <w:sz w:val="19"/>
       </w:rPr>
-      <w:t xml:space="preserve">Page </w:t>
     </w:r>
     <w:r>
       <w:fldChar w:fldCharType="begin"/>
     </w:r>
     <w:r>
       <w:instrText xml:space="preserve">PAGE</w:instrText>
-    </w:r>
-    <w:r>
-      <w:fldChar w:fldCharType="separate"/>
-    </w:r>
-    <w:r>
-      <w:fldChar w:fldCharType="end"/>
-    </w:r>
-    <w:r>
-      <w:rPr>
-        <w:rFonts w:ascii="Times New Roman" w:hAnsi="Times New Roman"/>
-        <w:sz w:val="18"/>
-      </w:rPr>
-      <w:t xml:space="preserve"> of </w:t>
-    </w:r>
-    <w:r>
-      <w:fldChar w:fldCharType="begin"/>
-    </w:r>
-    <w:r>
-      <w:instrText xml:space="preserve">NUMPAGES</w:instrText>
     </w:r>
     <w:r>
       <w:fldChar w:fldCharType="separate"/>
@@ -421,28 +413,6 @@
 </w:footnotes>
 </file>
 
-<file path=word/header1.xml><?xml version="1.0" encoding="utf-8"?>
-<w:hdr xmlns:m="http://schemas.openxmlformats.org/officeDocument/2006/math" xmlns:mc="http://schemas.openxmlformats.org/markup-compatibility/2006" xmlns:mo="http://schemas.microsoft.com/office/mac/office/2008/main" xmlns:mv="urn:schemas-microsoft-com:mac:vml" xmlns:o="urn:schemas-microsoft-com:office:office" xmlns:r="http://schemas.openxmlformats.org/officeDocument/2006/relationships" xmlns:v="urn:schemas-microsoft-com:vml" xmlns:w10="urn:schemas-microsoft-com:office:word" xmlns:w14="http://schemas.microsoft.com/office/word/2010/wordml" xmlns:w="http://schemas.openxmlformats.org/wordprocessingml/2006/main" xmlns:wne="http://schemas.microsoft.com/office/word/2006/wordml" xmlns:wp14="http://schemas.microsoft.com/office/word/2010/wordprocessingDrawing" xmlns:wp="http://schemas.openxmlformats.org/drawingml/2006/wordprocessingDrawing" xmlns:wpc="http://schemas.microsoft.com/office/word/2010/wordprocessingCanvas" xmlns:wpg="http://schemas.microsoft.com/office/word/2010/wordprocessingGroup" xmlns:wpi="http://schemas.microsoft.com/office/word/2010/wordprocessingInk" xmlns:wps="http://schemas.microsoft.com/office/word/2010/wordprocessingShape" mc:Ignorable="w14 wp14">
-  <w:p>
-    <w:pPr>
-      <w:pStyle w:val="Header"/>
-      <w:pBdr>
-        <w:bottom w:val="single" w:sz="6" w:space="5" w:color="D1D5DB"/>
-      </w:pBdr>
-      <w:jc w:val="right"/>
-    </w:pPr>
-    <w:r>
-      <w:rPr>
-        <w:rFonts w:ascii="Times New Roman" w:hAnsi="Times New Roman"/>
-        <w:color w:val="6B7280"/>
-        <w:sz w:val="15"/>
-      </w:rPr>
-      <w:t>NEXIS  —  MULTI-AGENT AUTONOMOUS ENGINEERING PLATFORM  (CONDENSED EDITION)</w:t>
-    </w:r>
-  </w:p>
-</w:hdr>
-</file>
-
 <file path=word/numbering.xml><?xml version="1.0" encoding="utf-8"?>
 <w:numbering xmlns:w="http://schemas.openxmlformats.org/wordprocessingml/2006/main">
   <w:abstractNum w:abstractNumId="990">
@@ -559,7 +529,7 @@
   <w:docDefaults>
     <w:rPrDefault>
       <w:rPr>
-        <w:rFonts w:asciiTheme="minorHAnsi" w:eastAsiaTheme="minorEastAsia" w:hAnsiTheme="minorHAnsi" w:cstheme="minorBidi"/>
+        <w:rFonts w:ascii="Times New Roman" w:hAnsi="Times New Roman" w:eastAsia="Times New Roman" w:cs="Times New Roman"/>
         <w:sz w:val="24"/>
         <w:szCs w:val="24"/>
         <w:lang w:val="en-US" w:eastAsia="zh-CN" w:bidi="ar-SA"/>
@@ -576,10 +546,11 @@
     <w:name w:val="Normal"/>
     <w:qFormat/>
     <w:pPr>
-      <w:spacing w:line="252" w:lineRule="auto" w:after="80" w:before="0"/>
+      <w:spacing w:line="276" w:lineRule="auto" w:after="100" w:before="0"/>
     </w:pPr>
     <w:rPr>
       <w:rFonts w:ascii="Times New Roman" w:hAnsi="Times New Roman" w:eastAsia="Times New Roman" w:cs="Times New Roman"/>
+      <w:color w:val="1A1A1A"/>
       <w:sz w:val="21"/>
     </w:rPr>
   </w:style>
@@ -607,7 +578,8 @@
     </w:pPr>
     <w:rPr>
       <w:rFonts w:ascii="Times New Roman" w:hAnsi="Times New Roman" w:eastAsia="Times New Roman" w:cs="Times New Roman"/>
-      <w:sz w:val="21"/>
+      <w:color w:val="1A1A1A"/>
+      <w:sz w:val="19"/>
     </w:rPr>
   </w:style>
   <w:style w:type="paragraph" w:styleId="Title">
@@ -626,7 +598,7 @@
     <w:rPr>
       <w:rFonts w:asciiTheme="majorHAnsi" w:eastAsiaTheme="majorEastAsia" w:hAnsiTheme="majorHAnsi" w:cstheme="majorBidi" w:ascii="Times New Roman" w:hAnsi="Times New Roman" w:eastAsia="Times New Roman" w:cs="Times New Roman"/>
       <w:b/>
-      <w:color w:val="1F2937"/>
+      <w:color w:val="1A1A1A"/>
       <w:sz w:val="44"/>
       <w:szCs w:val="56"/>
     </w:rPr>
@@ -758,7 +730,7 @@
       <w:keepLines/>
       <w:pageBreakBefore/>
       <w:pBdr>
-        <w:bottom w:val="single" w:sz="14" w:space="5" w:color="2563EB"/>
+        <w:bottom w:val="single" w:sz="12" w:space="5" w:color="1A1A1A"/>
       </w:pBdr>
       <w:spacing w:before="0" w:after="200"/>
       <w:outlineLvl w:val="0"/>
@@ -766,7 +738,7 @@
     <w:rPr>
       <w:rFonts w:asciiTheme="majorHAnsi" w:eastAsiaTheme="majorEastAsia" w:hAnsiTheme="majorHAnsi" w:cstheme="majorBidi" w:ascii="Times New Roman" w:hAnsi="Times New Roman" w:eastAsia="Times New Roman" w:cs="Times New Roman"/>
       <w:b/>
-      <w:color w:val="1F2937"/>
+      <w:color w:val="1A1A1A"/>
       <w:sz w:val="30"/>
       <w:szCs w:val="40"/>
     </w:rPr>
@@ -786,7 +758,7 @@
       <w:keepLines/>
       <w:pageBreakBefore w:val="0"/>
       <w:pBdr>
-        <w:left w:val="single" w:sz="20" w:space="6" w:color="2563EB"/>
+        <w:left w:val="single" w:sz="18" w:space="6" w:color="1A1A1A"/>
       </w:pBdr>
       <w:spacing w:before="200" w:after="80"/>
       <w:ind w:left="150"/>
@@ -795,7 +767,7 @@
     <w:rPr>
       <w:rFonts w:asciiTheme="majorHAnsi" w:eastAsiaTheme="majorEastAsia" w:hAnsiTheme="majorHAnsi" w:cstheme="majorBidi" w:ascii="Times New Roman" w:hAnsi="Times New Roman" w:eastAsia="Times New Roman" w:cs="Times New Roman"/>
       <w:b/>
-      <w:color w:val="1F2937"/>
+      <w:color w:val="1A1A1A"/>
       <w:sz w:val="25"/>
       <w:szCs w:val="32"/>
     </w:rPr>
@@ -819,7 +791,7 @@
     <w:rPr>
       <w:rFonts w:eastAsiaTheme="majorEastAsia" w:cstheme="majorBidi" w:ascii="Times New Roman" w:hAnsi="Times New Roman" w:eastAsia="Times New Roman" w:cs="Times New Roman"/>
       <w:b/>
-      <w:color w:val="1F2937"/>
+      <w:color w:val="1A1A1A"/>
       <w:sz w:val="22"/>
       <w:szCs w:val="28"/>
     </w:rPr>
@@ -845,7 +817,7 @@
       <w:b/>
       <w:i/>
       <w:iCs/>
-      <w:color w:val="1F2937"/>
+      <w:color w:val="1A1A1A"/>
       <w:sz w:val="21"/>
     </w:rPr>
   </w:style>
@@ -1122,6 +1094,7 @@
     <w:qFormat/>
     <w:rPr>
       <w:rFonts w:ascii="Times New Roman" w:hAnsi="Times New Roman" w:eastAsia="Times New Roman" w:cs="Times New Roman"/>
+      <w:color w:val="1A1A1A"/>
       <w:sz w:val="19"/>
     </w:rPr>
     <w:tblPr>
@@ -1169,7 +1142,7 @@
     <w:rPr>
       <w:rFonts w:ascii="Times New Roman" w:hAnsi="Times New Roman" w:eastAsia="Times New Roman" w:cs="Times New Roman"/>
       <w:i/>
-      <w:color w:val="1F2937"/>
+      <w:color w:val="1A1A1A"/>
       <w:sz w:val="18"/>
     </w:rPr>
   </w:style>
@@ -1205,9 +1178,9 @@
     <w:basedOn w:val="BodyTextChar"/>
     <w:rPr>
       <w:rFonts w:ascii="Consolas" w:hAnsi="Consolas" w:eastAsia="Consolas" w:cs="Consolas"/>
-      <w:color w:val="1F2937"/>
+      <w:color w:val="1A1A1A"/>
       <w:sz w:val="17"/>
-      <w:shd w:val="clear" w:color="auto" w:fill="EEF1F6"/>
+      <w:shd w:val="clear" w:color="auto" w:fill="F2F2F2"/>
     </w:rPr>
   </w:style>
   <w:style w:type="character" w:customStyle="1" w:styleId="SectionNumber">
@@ -1225,8 +1198,8 @@
     <w:name w:val="Hyperlink"/>
     <w:basedOn w:val="BodyTextChar"/>
     <w:rPr>
-      <w:color w:val="4F81BD" w:themeColor="accent1"/>
-      <w:u w:val="none"/>
+      <w:color w:val="1A1A1A"/>
+      <w:u w:val="single"/>
     </w:rPr>
   </w:style>
   <w:style w:type="paragraph" w:styleId="TOCHeading">
@@ -1245,7 +1218,7 @@
       <w:rFonts w:asciiTheme="majorHAnsi" w:eastAsiaTheme="majorEastAsia" w:hAnsiTheme="majorHAnsi" w:cstheme="majorBidi" w:ascii="Times New Roman" w:hAnsi="Times New Roman" w:eastAsia="Times New Roman" w:cs="Times New Roman"/>
       <w:b/>
       <w:bCs w:val="0"/>
-      <w:color w:val="1F2937"/>
+      <w:color w:val="1A1A1A"/>
       <w:sz w:val="32"/>
     </w:rPr>
   </w:style>
@@ -1254,12 +1227,12 @@
     <w:basedOn w:val="Normal"/>
     <w:pPr>
       <w:pBdr>
-        <w:top w:val="single" w:sz="4" w:space="6" w:color="C7CEDB"/>
-        <w:left w:val="single" w:sz="4" w:space="6" w:color="C7CEDB"/>
-        <w:bottom w:val="single" w:sz="4" w:space="6" w:color="C7CEDB"/>
-        <w:right w:val="single" w:sz="4" w:space="6" w:color="C7CEDB"/>
+        <w:top w:val="single" w:sz="4" w:space="6" w:color="999999"/>
+        <w:left w:val="single" w:sz="4" w:space="6" w:color="999999"/>
+        <w:bottom w:val="single" w:sz="4" w:space="6" w:color="999999"/>
+        <w:right w:val="single" w:sz="4" w:space="6" w:color="999999"/>
       </w:pBdr>
-      <w:shd w:val="clear" w:color="auto" w:fill="EEF1F6"/>
+      <w:shd w:val="clear" w:color="auto" w:fill="F2F2F2"/>
       <w:spacing w:line="240" w:lineRule="auto" w:before="120" w:after="180"/>
       <w:ind w:left="140" w:right="140"/>
     </w:pPr>

--- a/docs/report/markdown/build/nexis-reference-compact.docx
+++ b/docs/report/markdown/build/nexis-reference-compact.docx
@@ -757,11 +757,7 @@
       <w:keepNext/>
       <w:keepLines/>
       <w:pageBreakBefore w:val="0"/>
-      <w:pBdr>
-        <w:left w:val="single" w:sz="18" w:space="6" w:color="1A1A1A"/>
-      </w:pBdr>
       <w:spacing w:before="200" w:after="80"/>
-      <w:ind w:left="150"/>
       <w:outlineLvl w:val="1"/>
     </w:pPr>
     <w:rPr>
